--- a/S3/S3_R53_CDN_Task.docx
+++ b/S3/S3_R53_CDN_Task.docx
@@ -1653,7 +1653,166 @@
           <w:sz w:val="28"/>
           <w:szCs w:val="28"/>
         </w:rPr>
-        <w:t>We have purchased this domain webtaha.co.in.</w:t>
+        <w:t xml:space="preserve">We have purchased this domain </w:t>
+      </w:r>
+      <w:proofErr w:type="spellStart"/>
+      <w:r>
+        <w:rPr>
+          <w:sz w:val="28"/>
+          <w:szCs w:val="28"/>
+        </w:rPr>
+        <w:t>w</w:t>
+      </w:r>
+      <w:r>
+        <w:rPr>
+          <w:sz w:val="28"/>
+          <w:szCs w:val="28"/>
+        </w:rPr>
+        <w:t xml:space="preserve"> </w:t>
+      </w:r>
+      <w:r>
+        <w:rPr>
+          <w:sz w:val="28"/>
+          <w:szCs w:val="28"/>
+        </w:rPr>
+        <w:t>e</w:t>
+      </w:r>
+      <w:proofErr w:type="spellEnd"/>
+      <w:r>
+        <w:rPr>
+          <w:sz w:val="28"/>
+          <w:szCs w:val="28"/>
+        </w:rPr>
+        <w:t xml:space="preserve">                    </w:t>
+      </w:r>
+      <w:proofErr w:type="spellStart"/>
+      <w:r>
+        <w:rPr>
+          <w:sz w:val="28"/>
+          <w:szCs w:val="28"/>
+        </w:rPr>
+        <w:t>bta</w:t>
+      </w:r>
+      <w:proofErr w:type="spellEnd"/>
+      <w:r>
+        <w:rPr>
+          <w:sz w:val="28"/>
+          <w:szCs w:val="28"/>
+        </w:rPr>
+        <w:t xml:space="preserve">                                         </w:t>
+      </w:r>
+      <w:proofErr w:type="gramStart"/>
+      <w:r>
+        <w:rPr>
+          <w:sz w:val="28"/>
+          <w:szCs w:val="28"/>
+        </w:rPr>
+        <w:t>h</w:t>
+      </w:r>
+      <w:r>
+        <w:rPr>
+          <w:sz w:val="28"/>
+          <w:szCs w:val="28"/>
+        </w:rPr>
+        <w:t xml:space="preserve">  </w:t>
+      </w:r>
+      <w:r>
+        <w:rPr>
+          <w:sz w:val="28"/>
+          <w:szCs w:val="28"/>
+        </w:rPr>
+        <w:t>a.</w:t>
+      </w:r>
+      <w:proofErr w:type="gramEnd"/>
+      <w:r>
+        <w:rPr>
+          <w:sz w:val="28"/>
+          <w:szCs w:val="28"/>
+        </w:rPr>
+        <w:t xml:space="preserve">      </w:t>
+      </w:r>
+      <w:r>
+        <w:rPr>
+          <w:sz w:val="28"/>
+          <w:szCs w:val="28"/>
+        </w:rPr>
+        <w:t>c</w:t>
+      </w:r>
+      <w:r>
+        <w:rPr>
+          <w:sz w:val="28"/>
+          <w:szCs w:val="28"/>
+        </w:rPr>
+        <w:t xml:space="preserve">        </w:t>
+      </w:r>
+      <w:proofErr w:type="gramStart"/>
+      <w:r>
+        <w:rPr>
+          <w:sz w:val="28"/>
+          <w:szCs w:val="28"/>
+        </w:rPr>
+        <w:t>o</w:t>
+      </w:r>
+      <w:r>
+        <w:rPr>
+          <w:sz w:val="28"/>
+          <w:szCs w:val="28"/>
+        </w:rPr>
+        <w:t xml:space="preserve"> </w:t>
+      </w:r>
+      <w:r>
+        <w:rPr>
+          <w:sz w:val="28"/>
+          <w:szCs w:val="28"/>
+        </w:rPr>
+        <w:t>.</w:t>
+      </w:r>
+      <w:proofErr w:type="spellStart"/>
+      <w:r>
+        <w:rPr>
+          <w:sz w:val="28"/>
+          <w:szCs w:val="28"/>
+        </w:rPr>
+        <w:t>i</w:t>
+      </w:r>
+      <w:proofErr w:type="spellEnd"/>
+      <w:proofErr w:type="gramEnd"/>
+      <w:r>
+        <w:rPr>
+          <w:sz w:val="28"/>
+          <w:szCs w:val="28"/>
+        </w:rPr>
+        <w:t xml:space="preserve"> </w:t>
+      </w:r>
+      <w:proofErr w:type="gramStart"/>
+      <w:r>
+        <w:rPr>
+          <w:sz w:val="28"/>
+          <w:szCs w:val="28"/>
+        </w:rPr>
+        <w:t>n</w:t>
+      </w:r>
+      <w:r>
+        <w:rPr>
+          <w:sz w:val="28"/>
+          <w:szCs w:val="28"/>
+        </w:rPr>
+        <w:t xml:space="preserve"> </w:t>
+      </w:r>
+      <w:r>
+        <w:rPr>
+          <w:sz w:val="28"/>
+          <w:szCs w:val="28"/>
+        </w:rPr>
+        <w:t>.</w:t>
+      </w:r>
+      <w:proofErr w:type="gramEnd"/>
+      <w:r>
+        <w:rPr>
+          <w:sz w:val="28"/>
+          <w:szCs w:val="28"/>
+        </w:rPr>
+        <w:t xml:space="preserve"> </w:t>
       </w:r>
     </w:p>
     <w:p>
@@ -1801,7 +1960,84 @@
           <w:sz w:val="28"/>
           <w:szCs w:val="28"/>
         </w:rPr>
-        <w:t>We have now created a bucket with our domain name.</w:t>
+        <w:t xml:space="preserve"> </w:t>
+      </w:r>
+      <w:r>
+        <w:rPr>
+          <w:sz w:val="28"/>
+          <w:szCs w:val="28"/>
+        </w:rPr>
+        <w:t>We h</w:t>
+      </w:r>
+      <w:r>
+        <w:rPr>
+          <w:sz w:val="28"/>
+          <w:szCs w:val="28"/>
+        </w:rPr>
+        <w:t xml:space="preserve"> </w:t>
+      </w:r>
+      <w:r>
+        <w:rPr>
+          <w:sz w:val="28"/>
+          <w:szCs w:val="28"/>
+        </w:rPr>
+        <w:t>a</w:t>
+      </w:r>
+      <w:r>
+        <w:rPr>
+          <w:sz w:val="28"/>
+          <w:szCs w:val="28"/>
+        </w:rPr>
+        <w:t xml:space="preserve"> </w:t>
+      </w:r>
+      <w:r>
+        <w:rPr>
+          <w:sz w:val="28"/>
+          <w:szCs w:val="28"/>
+        </w:rPr>
+        <w:t>v</w:t>
+      </w:r>
+      <w:r>
+        <w:rPr>
+          <w:sz w:val="28"/>
+          <w:szCs w:val="28"/>
+        </w:rPr>
+        <w:t xml:space="preserve"> </w:t>
+      </w:r>
+      <w:r>
+        <w:rPr>
+          <w:sz w:val="28"/>
+          <w:szCs w:val="28"/>
+        </w:rPr>
+        <w:t>e</w:t>
+      </w:r>
+      <w:r>
+        <w:rPr>
+          <w:sz w:val="28"/>
+          <w:szCs w:val="28"/>
+        </w:rPr>
+        <w:t xml:space="preserve">                                            </w:t>
+      </w:r>
+      <w:r>
+        <w:rPr>
+          <w:sz w:val="28"/>
+          <w:szCs w:val="28"/>
+        </w:rPr>
+        <w:t xml:space="preserve"> </w:t>
+      </w:r>
+      <w:r>
+        <w:rPr>
+          <w:sz w:val="28"/>
+          <w:szCs w:val="28"/>
+        </w:rPr>
+        <w:t xml:space="preserve">                                                                       </w:t>
+      </w:r>
+      <w:r>
+        <w:rPr>
+          <w:sz w:val="28"/>
+          <w:szCs w:val="28"/>
+        </w:rPr>
+        <w:t>now created a bucket with our domain name.</w:t>
       </w:r>
     </w:p>
     <w:p>
@@ -4567,6 +4803,7 @@
       </w:pPr>
       <w:r>
         <w:rPr>
+          <w:noProof/>
           <w:sz w:val="28"/>
           <w:szCs w:val="28"/>
         </w:rPr>
@@ -4651,6 +4888,7 @@
       </w:pPr>
       <w:r>
         <w:rPr>
+          <w:noProof/>
           <w:sz w:val="28"/>
           <w:szCs w:val="28"/>
         </w:rPr>
